--- a/PROSPERO amendment note - final text.docx
+++ b/PROSPERO amendment note - final text.docx
@@ -1299,10 +1299,21 @@
     </w:p>
     <w:p>
       <w:pPr>
+        <w:spacing w:after="120"/>
+      </w:pPr>
+      <w:r>
+        <w:rPr>
+          <w:rFonts w:ascii="Calibri" w:cs="Calibri" w:eastAsia="Microsoft YaHei" w:hAnsi="Calibri"/>
+        </w:rPr>
+        <w:t xml:space="preserve">*【2026 年 10 月 19 日补记，上面这段英文是 10 月 18 日提交的内容，不改】作者决定全文阶段不再保存工作时间记录（协议升为 v1.6）。已发布的 PROSPERO 记录 v2.0 里如果有“log of working times”这样的话（Additional information 或其他栏），需要改：Additional information 可以用小修订（Minor amendment）改，其他栏要大修订；记录页上看不到这句话就不用动。我没有读到记录里这一句的确切位置，请舒俊在已发布记录里核对。*</w:t>
+      </w:r>
+    </w:p>
+    <w:p>
+      <w:pPr>
         <w:pStyle w:val="ListParagraph"/>
         <w:numPr>
           <w:ilvl w:val="0"/>
-          <w:numId w:val="3"/>
+          <w:numId w:val="4"/>
         </w:numPr>
         <w:spacing w:after="60"/>
       </w:pPr>
@@ -1326,7 +1337,7 @@
         <w:pStyle w:val="ListParagraph"/>
         <w:numPr>
           <w:ilvl w:val="0"/>
-          <w:numId w:val="3"/>
+          <w:numId w:val="4"/>
         </w:numPr>
         <w:spacing w:after="60"/>
       </w:pPr>
@@ -2256,7 +2267,7 @@
         <w:pStyle w:val="ListParagraph"/>
         <w:numPr>
           <w:ilvl w:val="0"/>
-          <w:numId w:val="4"/>
+          <w:numId w:val="5"/>
         </w:numPr>
         <w:spacing w:after="60"/>
       </w:pPr>
@@ -2280,7 +2291,7 @@
         <w:pStyle w:val="ListParagraph"/>
         <w:numPr>
           <w:ilvl w:val="0"/>
-          <w:numId w:val="4"/>
+          <w:numId w:val="5"/>
         </w:numPr>
         <w:spacing w:after="60"/>
       </w:pPr>
@@ -2318,7 +2329,7 @@
         <w:pStyle w:val="ListParagraph"/>
         <w:numPr>
           <w:ilvl w:val="0"/>
-          <w:numId w:val="4"/>
+          <w:numId w:val="5"/>
         </w:numPr>
         <w:spacing w:after="60"/>
       </w:pPr>
@@ -2342,7 +2353,7 @@
         <w:pStyle w:val="ListParagraph"/>
         <w:numPr>
           <w:ilvl w:val="0"/>
-          <w:numId w:val="4"/>
+          <w:numId w:val="5"/>
         </w:numPr>
         <w:spacing w:after="60"/>
       </w:pPr>
@@ -2366,7 +2377,7 @@
         <w:pStyle w:val="ListParagraph"/>
         <w:numPr>
           <w:ilvl w:val="0"/>
-          <w:numId w:val="4"/>
+          <w:numId w:val="5"/>
         </w:numPr>
         <w:spacing w:after="60"/>
       </w:pPr>
@@ -2390,7 +2401,7 @@
         <w:pStyle w:val="ListParagraph"/>
         <w:numPr>
           <w:ilvl w:val="0"/>
-          <w:numId w:val="4"/>
+          <w:numId w:val="5"/>
         </w:numPr>
         <w:spacing w:after="60"/>
       </w:pPr>
@@ -2414,7 +2425,7 @@
         <w:pStyle w:val="ListParagraph"/>
         <w:numPr>
           <w:ilvl w:val="0"/>
-          <w:numId w:val="4"/>
+          <w:numId w:val="5"/>
         </w:numPr>
         <w:spacing w:after="60"/>
       </w:pPr>
@@ -2430,7 +2441,7 @@
         <w:pStyle w:val="ListParagraph"/>
         <w:numPr>
           <w:ilvl w:val="0"/>
-          <w:numId w:val="4"/>
+          <w:numId w:val="5"/>
         </w:numPr>
         <w:spacing w:after="60"/>
       </w:pPr>
@@ -2446,7 +2457,7 @@
         <w:pStyle w:val="ListParagraph"/>
         <w:numPr>
           <w:ilvl w:val="0"/>
-          <w:numId w:val="4"/>
+          <w:numId w:val="5"/>
         </w:numPr>
         <w:spacing w:after="60"/>
       </w:pPr>
@@ -2462,7 +2473,7 @@
         <w:pStyle w:val="ListParagraph"/>
         <w:numPr>
           <w:ilvl w:val="0"/>
-          <w:numId w:val="4"/>
+          <w:numId w:val="5"/>
         </w:numPr>
         <w:spacing w:after="60"/>
       </w:pPr>
@@ -2478,7 +2489,7 @@
         <w:pStyle w:val="ListParagraph"/>
         <w:numPr>
           <w:ilvl w:val="0"/>
-          <w:numId w:val="4"/>
+          <w:numId w:val="5"/>
         </w:numPr>
         <w:spacing w:after="60"/>
       </w:pPr>
@@ -2494,7 +2505,7 @@
         <w:pStyle w:val="ListParagraph"/>
         <w:numPr>
           <w:ilvl w:val="0"/>
-          <w:numId w:val="4"/>
+          <w:numId w:val="5"/>
         </w:numPr>
         <w:spacing w:after="60"/>
       </w:pPr>
@@ -2510,7 +2521,7 @@
         <w:pStyle w:val="ListParagraph"/>
         <w:numPr>
           <w:ilvl w:val="0"/>
-          <w:numId w:val="4"/>
+          <w:numId w:val="5"/>
         </w:numPr>
         <w:spacing w:after="60"/>
       </w:pPr>
@@ -2526,7 +2537,7 @@
         <w:pStyle w:val="ListParagraph"/>
         <w:numPr>
           <w:ilvl w:val="0"/>
-          <w:numId w:val="4"/>
+          <w:numId w:val="5"/>
         </w:numPr>
         <w:spacing w:after="60"/>
       </w:pPr>
@@ -2827,6 +2838,12 @@
     </w:lvlOverride>
   </w:num>
   <w:num w:numId="4">
+    <w:abstractNumId w:val="3"/>
+    <w:lvlOverride w:ilvl="0">
+      <w:startOverride w:val="1"/>
+    </w:lvlOverride>
+  </w:num>
+  <w:num w:numId="5">
     <w:abstractNumId w:val="2"/>
     <w:lvlOverride w:ilvl="0">
       <w:startOverride w:val="1"/>
